--- a/docs/pack-commercial/commerciaux/GRILLE-COMMISSIONS_1page.docx
+++ b/docs/pack-commercial/commerciaux/GRILLE-COMMISSIONS_1page.docx
@@ -355,7 +355,7 @@
                 <w:b w:val="0"/>
                 <w:sz w:val="19"/>
               </w:rPr>
-              <w:t>STARTER (appli + 10 h)</w:t>
+              <w:t>STARTER (appli + 10 h / mois)</w:t>
             </w:r>
           </w:p>
         </w:tc>
@@ -431,7 +431,7 @@
                 <w:b w:val="0"/>
                 <w:sz w:val="19"/>
               </w:rPr>
-              <w:t>CONFORT (appli + 20 h)</w:t>
+              <w:t>CONFORT (appli + 20 h / mois)</w:t>
             </w:r>
           </w:p>
         </w:tc>
@@ -506,7 +506,7 @@
                 <w:b w:val="0"/>
                 <w:sz w:val="19"/>
               </w:rPr>
-              <w:t>SÉRÉNITÉ (appli + 40 h)</w:t>
+              <w:t>SÉRÉNITÉ (appli + 40 h / mois)</w:t>
             </w:r>
           </w:p>
         </w:tc>

--- a/docs/pack-commercial/commerciaux/GRILLE-COMMISSIONS_1page.docx
+++ b/docs/pack-commercial/commerciaux/GRILLE-COMMISSIONS_1page.docx
@@ -937,7 +937,7 @@
               <w:rPr>
                 <w:sz w:val="19"/>
               </w:rPr>
-              <w:t>Avec un engagement de 12 mois, le garage qui arrête doit à IDEAFORMA les mensualités restantes (clause du contrat garage) : c'est ce qui rend possible le versement immédiat. Si IDEAFORMA n'obtient pas ce règlement, la reprise s'applique quand même.</w:t>
+              <w:t xml:space="preserve">Avec un engagement de 12 mois, le garage qui arrête doit à IDEAFORMA le rattrapage de la remise sur les mois déjà consommés, la mise en service qui avait été offerte et une indemnité de 50 % des mensualités HT restant à courir (CGV v2.0, art. 2) : c'est ce qui rend possible le versement immédiat. Si IDEAFORMA n'obtient pas ce règlement, la reprise s'applique quand même.</w:t>
             </w:r>
           </w:p>
           <w:p>
